--- a/manuscript/dvm.hsf.HB1.docx
+++ b/manuscript/dvm.hsf.HB1.docx
@@ -193,9 +193,92 @@
       </w:pPr>
     </w:p>
     <w:p>
+      <w:pPr>
+        <w:rPr>
+          <w:b/>
+        </w:rPr>
+      </w:pPr>
+      <w:r>
+        <w:rPr>
+          <w:b/>
+        </w:rPr>
+        <w:t>Discussion</w:t>
+      </w:r>
+    </w:p>
+    <w:p>
+      <w:pPr>
+        <w:rPr>
+          <w:b/>
+          <w:i/>
+        </w:rPr>
+      </w:pPr>
+      <w:r>
+        <w:rPr>
+          <w:b/>
+          <w:i/>
+        </w:rPr>
+        <w:t xml:space="preserve">Persistent stratification </w:t>
+      </w:r>
+    </w:p>
+    <w:p>
+      <w:r>
+        <w:t>Distinct vertical gradient in temperature and DO concentration. Single apparent wind mixing event in area of 1.5m depth. Temperature preference/requirements suggest cutthroat growth optimized at XXC range (lower end of range with reduced food availability), and temperatures exceeding XXC range cause behavioral alteration and stress (HSP). Sensitive low DO (</w:t>
+      </w:r>
+      <w:proofErr w:type="spellStart"/>
+      <w:r>
+        <w:t>XXmg</w:t>
+      </w:r>
+      <w:proofErr w:type="spellEnd"/>
+      <w:r>
+        <w:t xml:space="preserve">/L). During peak summer conditions, strong vertical stratification reduced volume of suitable habitat by </w:t>
+      </w:r>
+      <w:proofErr w:type="spellStart"/>
+      <w:r>
+        <w:t>rougly</w:t>
+      </w:r>
+      <w:proofErr w:type="spellEnd"/>
+      <w:r>
+        <w:t xml:space="preserve"> XX%. Negative physiological/ecological consequences outside </w:t>
+      </w:r>
+      <w:proofErr w:type="spellStart"/>
+      <w:r>
+        <w:t>metalimnetic</w:t>
+      </w:r>
+      <w:proofErr w:type="spellEnd"/>
+      <w:r>
+        <w:t xml:space="preserve"> range. </w:t>
+      </w:r>
+    </w:p>
+    <w:p>
+      <w:r>
+        <w:t xml:space="preserve">Effect of elevated water temperature on salmonid growth depends on food consumption rates, variable metabolic costs associated with </w:t>
+      </w:r>
+      <w:proofErr w:type="spellStart"/>
+      <w:r>
+        <w:t>accessin</w:t>
+      </w:r>
+      <w:proofErr w:type="spellEnd"/>
+      <w:r>
+        <w:t xml:space="preserve"> habitats with prey. </w:t>
+      </w:r>
+    </w:p>
+    <w:p>
+      <w:pPr>
+        <w:rPr>
+          <w:i/>
+        </w:rPr>
+      </w:pPr>
       <w:bookmarkStart w:id="0" w:name="_GoBack"/>
       <w:bookmarkEnd w:id="0"/>
     </w:p>
+    <w:p>
+      <w:pPr>
+        <w:rPr>
+          <w:i/>
+        </w:rPr>
+      </w:pPr>
+    </w:p>
+    <w:p/>
     <w:sectPr>
       <w:pgSz w:w="12240" w:h="15840"/>
       <w:pgMar w:top="1440" w:right="1440" w:bottom="1440" w:left="1440" w:header="720" w:footer="720" w:gutter="0"/>

--- a/manuscript/dvm.hsf.HB1.docx
+++ b/manuscript/dvm.hsf.HB1.docx
@@ -8,6 +8,7 @@
           <w:i/>
         </w:rPr>
       </w:pPr>
+      <w:bookmarkStart w:id="0" w:name="_GoBack"/>
       <w:r>
         <w:rPr>
           <w:i/>
@@ -29,8 +30,79 @@
       </w:r>
     </w:p>
     <w:p>
-      <w:r>
-        <w:t xml:space="preserve">Finally, we consider how fish move both vertically and longitudinally within a refuge habitat to balance shifting trade-offs between dissolved oxygen and temperature. We hypothesize that fluctuating physiochemical conditions cause fish to practice fine scale diel vertical migration. </w:t>
+      <w:pPr>
+        <w:pStyle w:val="Default"/>
+        <w:rPr>
+          <w:rFonts w:ascii="Calibri" w:hAnsi="Calibri" w:cs="Calibri"/>
+          <w:sz w:val="23"/>
+          <w:szCs w:val="23"/>
+        </w:rPr>
+      </w:pPr>
+      <w:r>
+        <w:rPr>
+          <w:sz w:val="23"/>
+          <w:szCs w:val="23"/>
+        </w:rPr>
+        <w:t xml:space="preserve">How do cold water fish balance oxygen demands and temperature preference within refuge habitats, and how might these constraints vary among refuges? We hypothesize that the </w:t>
+      </w:r>
+      <w:r>
+        <w:rPr>
+          <w:rFonts w:ascii="Calibri" w:hAnsi="Calibri" w:cs="Calibri"/>
+          <w:sz w:val="23"/>
+          <w:szCs w:val="23"/>
+        </w:rPr>
+        <w:t xml:space="preserve">13 </w:t>
+      </w:r>
+    </w:p>
+    <w:p>
+      <w:pPr>
+        <w:pStyle w:val="Default"/>
+        <w:rPr>
+          <w:color w:val="auto"/>
+        </w:rPr>
+      </w:pPr>
+    </w:p>
+    <w:p>
+      <w:proofErr w:type="gramStart"/>
+      <w:r>
+        <w:rPr>
+          <w:sz w:val="23"/>
+          <w:szCs w:val="23"/>
+        </w:rPr>
+        <w:t>amount</w:t>
+      </w:r>
+      <w:proofErr w:type="gramEnd"/>
+      <w:r>
+        <w:rPr>
+          <w:sz w:val="23"/>
+          <w:szCs w:val="23"/>
+        </w:rPr>
+        <w:t xml:space="preserve"> of thermally suitable habitat that is also adequately oxygenated varies within and among refuge habitats, creating a temperature-oxygen squeeze (</w:t>
+      </w:r>
+      <w:proofErr w:type="spellStart"/>
+      <w:r>
+        <w:rPr>
+          <w:sz w:val="23"/>
+          <w:szCs w:val="23"/>
+        </w:rPr>
+        <w:t>Coutant</w:t>
+      </w:r>
+      <w:proofErr w:type="spellEnd"/>
+      <w:r>
+        <w:rPr>
+          <w:sz w:val="23"/>
+          <w:szCs w:val="23"/>
+        </w:rPr>
+        <w:t xml:space="preserve"> 1985). Within a refuge, dissolved oxygen may exhibit both longitudinal and vertical gradients in concentration. The volume of habitat that is both suitably cool and oxygenated is likely a small portion of the alcove, and it likely expands, contracts, and shifts over time. We aim to answer the following questions:</w:t>
+      </w:r>
+    </w:p>
+    <w:p>
+      <w:r>
+        <w:t>Finally, we consider how fish move both vertically and longitudinally within a refuge habitat to balance shifting trade-offs between dissolved oxygen and temperature. We hypothesize that fluctuating physiochemical conditions cause fish to practice fine scale diel vertical migration.</w:t>
+      </w:r>
+      <w:bookmarkEnd w:id="0"/>
+      <w:r>
+        <w:t xml:space="preserve"> </w:t>
       </w:r>
     </w:p>
     <w:p>
@@ -48,15 +120,7 @@
     </w:p>
     <w:p>
       <w:r>
-        <w:t xml:space="preserve">During the summer of 2021, we deployed dissolved oxygen and temperature logger arrays in two coldwater alcoves (Blue Ruin and Norwood alcove) used by cutthroat trout. Loggers were set along the array to record temperature and oxygen within the </w:t>
-      </w:r>
-      <w:proofErr w:type="spellStart"/>
-      <w:r>
-        <w:t>epilimnion</w:t>
-      </w:r>
-      <w:proofErr w:type="spellEnd"/>
-      <w:r>
-        <w:t xml:space="preserve">, </w:t>
+        <w:t xml:space="preserve">During the summer of 2021, we deployed dissolved oxygen and temperature logger arrays in two coldwater alcoves (Blue Ruin and Norwood alcove) used by cutthroat trout. Loggers were set along the array to record temperature and oxygen within the epilimnion, </w:t>
       </w:r>
       <w:proofErr w:type="spellStart"/>
       <w:r>
@@ -112,6 +176,7 @@
     <w:p/>
     <w:p>
       <w:r>
+        <w:lastRenderedPageBreak/>
         <w:t xml:space="preserve">We built 3 cylindrical </w:t>
       </w:r>
       <w:proofErr w:type="spellStart"/>
@@ -160,7 +225,6 @@
     </w:p>
     <w:p>
       <w:r>
-        <w:lastRenderedPageBreak/>
         <w:t xml:space="preserve">Top of </w:t>
       </w:r>
       <w:proofErr w:type="spellStart"/>
@@ -268,8 +332,6 @@
           <w:i/>
         </w:rPr>
       </w:pPr>
-      <w:bookmarkStart w:id="0" w:name="_GoBack"/>
-      <w:bookmarkEnd w:id="0"/>
     </w:p>
     <w:p>
       <w:pPr>
@@ -711,6 +773,22 @@
     <w:semiHidden/>
     <w:unhideWhenUsed/>
   </w:style>
+  <w:style w:type="paragraph" w:customStyle="1" w:styleId="Default">
+    <w:name w:val="Default"/>
+    <w:rsid w:val="00975E2E"/>
+    <w:pPr>
+      <w:autoSpaceDE w:val="0"/>
+      <w:autoSpaceDN w:val="0"/>
+      <w:adjustRightInd w:val="0"/>
+      <w:spacing w:after="0" w:line="240" w:lineRule="auto"/>
+    </w:pPr>
+    <w:rPr>
+      <w:rFonts w:ascii="Times New Roman" w:hAnsi="Times New Roman" w:cs="Times New Roman"/>
+      <w:color w:val="000000"/>
+      <w:sz w:val="24"/>
+      <w:szCs w:val="24"/>
+    </w:rPr>
+  </w:style>
 </w:styles>
 </file>
 
